--- a/data/exports/kcet-states-of-matter_revision_notes.docx
+++ b/data/exports/kcet-states-of-matter_revision_notes.docx
@@ -164,10 +164,10 @@
             <w:r>
               <w:rPr>
                 <w:b/>
-                <w:color w:val="2B6CB0"/>
+                <w:color w:val="718096"/>
                 <w:sz w:val="19"/>
               </w:rPr>
-              <w:t>High</w:t>
+              <w:t>Moderate</w:t>
             </w:r>
           </w:p>
         </w:tc>
@@ -189,7 +189,7 @@
                 <w:color w:val="2D3748"/>
                 <w:sz w:val="19"/>
               </w:rPr>
-              <w:t>Kcet States Of Matter - Core Application</w:t>
+              <w:t>Gaseous State — Core Principles &amp; Governing Laws</w:t>
             </w:r>
           </w:p>
         </w:tc>
@@ -209,7 +209,7 @@
               <w:rPr>
                 <w:sz w:val="19"/>
               </w:rPr>
-              <w:t>8 PYQs</w:t>
+              <w:t>6 PYQs</w:t>
             </w:r>
           </w:p>
         </w:tc>
@@ -230,7 +230,181 @@
                 <w:color w:val="718096"/>
                 <w:sz w:val="19"/>
               </w:rPr>
-              <w:t>General Concept</w:t>
+              <w:t>Core Principle</w:t>
+            </w:r>
+          </w:p>
+        </w:tc>
+      </w:tr>
+      <w:tr>
+        <w:tc>
+          <w:tcPr>
+            <w:tcW w:type="dxa" w:w="2160"/>
+            <w:shd w:fill="FFFFFF"/>
+            <w:tcMar>
+              <w:top w:w="80" w:type="dxa"/>
+              <w:bottom w:w="80" w:type="dxa"/>
+              <w:left w:w="150" w:type="dxa"/>
+              <w:right w:w="150" w:type="dxa"/>
+            </w:tcMar>
+          </w:tcPr>
+          <w:p>
+            <w:r>
+              <w:rPr>
+                <w:b/>
+                <w:color w:val="718096"/>
+                <w:sz w:val="19"/>
+              </w:rPr>
+              <w:t>Standard</w:t>
+            </w:r>
+          </w:p>
+        </w:tc>
+        <w:tc>
+          <w:tcPr>
+            <w:tcW w:type="dxa" w:w="4320"/>
+            <w:shd w:fill="FFFFFF"/>
+            <w:tcMar>
+              <w:top w:w="80" w:type="dxa"/>
+              <w:bottom w:w="80" w:type="dxa"/>
+              <w:left w:w="150" w:type="dxa"/>
+              <w:right w:w="150" w:type="dxa"/>
+            </w:tcMar>
+          </w:tcPr>
+          <w:p>
+            <w:r>
+              <w:rPr>
+                <w:b/>
+                <w:color w:val="2D3748"/>
+                <w:sz w:val="19"/>
+              </w:rPr>
+              <w:t>Gaseous State — Standard Calculations &amp; Problem Archetypes</w:t>
+            </w:r>
+          </w:p>
+        </w:tc>
+        <w:tc>
+          <w:tcPr>
+            <w:tcW w:type="dxa" w:w="1728"/>
+            <w:shd w:fill="FFFFFF"/>
+            <w:tcMar>
+              <w:top w:w="80" w:type="dxa"/>
+              <w:bottom w:w="80" w:type="dxa"/>
+              <w:left w:w="150" w:type="dxa"/>
+              <w:right w:w="150" w:type="dxa"/>
+            </w:tcMar>
+          </w:tcPr>
+          <w:p>
+            <w:r>
+              <w:rPr>
+                <w:sz w:val="19"/>
+              </w:rPr>
+              <w:t>2 PYQs</w:t>
+            </w:r>
+          </w:p>
+        </w:tc>
+        <w:tc>
+          <w:tcPr>
+            <w:tcW w:type="dxa" w:w="1872"/>
+            <w:shd w:fill="FFFFFF"/>
+            <w:tcMar>
+              <w:top w:w="80" w:type="dxa"/>
+              <w:bottom w:w="80" w:type="dxa"/>
+              <w:left w:w="150" w:type="dxa"/>
+              <w:right w:w="150" w:type="dxa"/>
+            </w:tcMar>
+          </w:tcPr>
+          <w:p>
+            <w:r>
+              <w:rPr>
+                <w:color w:val="718096"/>
+                <w:sz w:val="19"/>
+              </w:rPr>
+              <w:t>Quantitative Analysis</w:t>
+            </w:r>
+          </w:p>
+        </w:tc>
+      </w:tr>
+      <w:tr>
+        <w:tc>
+          <w:tcPr>
+            <w:tcW w:type="dxa" w:w="2160"/>
+            <w:shd w:fill="F7FAFC"/>
+            <w:tcMar>
+              <w:top w:w="80" w:type="dxa"/>
+              <w:bottom w:w="80" w:type="dxa"/>
+              <w:left w:w="150" w:type="dxa"/>
+              <w:right w:w="150" w:type="dxa"/>
+            </w:tcMar>
+          </w:tcPr>
+          <w:p>
+            <w:r>
+              <w:rPr>
+                <w:b/>
+                <w:color w:val="718096"/>
+                <w:sz w:val="19"/>
+              </w:rPr>
+              <w:t>Standard</w:t>
+            </w:r>
+          </w:p>
+        </w:tc>
+        <w:tc>
+          <w:tcPr>
+            <w:tcW w:type="dxa" w:w="4320"/>
+            <w:shd w:fill="F7FAFC"/>
+            <w:tcMar>
+              <w:top w:w="80" w:type="dxa"/>
+              <w:bottom w:w="80" w:type="dxa"/>
+              <w:left w:w="150" w:type="dxa"/>
+              <w:right w:w="150" w:type="dxa"/>
+            </w:tcMar>
+          </w:tcPr>
+          <w:p>
+            <w:r>
+              <w:rPr>
+                <w:b/>
+                <w:color w:val="2D3748"/>
+                <w:sz w:val="19"/>
+              </w:rPr>
+              <w:t>Gaseous State — Applied Cases, Reactions &amp; Traps</w:t>
+            </w:r>
+          </w:p>
+        </w:tc>
+        <w:tc>
+          <w:tcPr>
+            <w:tcW w:type="dxa" w:w="1728"/>
+            <w:shd w:fill="F7FAFC"/>
+            <w:tcMar>
+              <w:top w:w="80" w:type="dxa"/>
+              <w:bottom w:w="80" w:type="dxa"/>
+              <w:left w:w="150" w:type="dxa"/>
+              <w:right w:w="150" w:type="dxa"/>
+            </w:tcMar>
+          </w:tcPr>
+          <w:p>
+            <w:r>
+              <w:rPr>
+                <w:sz w:val="19"/>
+              </w:rPr>
+              <w:t>1 PYQs</w:t>
+            </w:r>
+          </w:p>
+        </w:tc>
+        <w:tc>
+          <w:tcPr>
+            <w:tcW w:type="dxa" w:w="1872"/>
+            <w:shd w:fill="F7FAFC"/>
+            <w:tcMar>
+              <w:top w:w="80" w:type="dxa"/>
+              <w:bottom w:w="80" w:type="dxa"/>
+              <w:left w:w="150" w:type="dxa"/>
+              <w:right w:w="150" w:type="dxa"/>
+            </w:tcMar>
+          </w:tcPr>
+          <w:p>
+            <w:r>
+              <w:rPr>
+                <w:color w:val="718096"/>
+                <w:sz w:val="19"/>
+              </w:rPr>
+              <w:t>Applied Topics</w:t>
             </w:r>
           </w:p>
         </w:tc>
@@ -311,6 +485,144 @@
           </w:p>
         </w:tc>
       </w:tr>
+      <w:tr>
+        <w:tc>
+          <w:tcPr>
+            <w:tcW w:type="dxa" w:w="3600"/>
+            <w:shd w:fill="F7FAFC"/>
+            <w:tcMar>
+              <w:top w:w="100" w:type="dxa"/>
+              <w:bottom w:w="100" w:type="dxa"/>
+              <w:left w:w="150" w:type="dxa"/>
+              <w:right w:w="150" w:type="dxa"/>
+            </w:tcMar>
+          </w:tcPr>
+          <w:p>
+            <w:r>
+              <w:rPr>
+                <w:b/>
+                <w:color w:val="1A365D"/>
+                <w:sz w:val="19"/>
+              </w:rPr>
+              <w:t>Gaseous State — Core Principles &amp; Governing Laws</w:t>
+            </w:r>
+          </w:p>
+        </w:tc>
+        <w:tc>
+          <w:tcPr>
+            <w:tcW w:type="dxa" w:w="6480"/>
+            <w:shd w:fill="F7FAFC"/>
+            <w:tcMar>
+              <w:top w:w="100" w:type="dxa"/>
+              <w:bottom w:w="100" w:type="dxa"/>
+              <w:left w:w="150" w:type="dxa"/>
+              <w:right w:w="150" w:type="dxa"/>
+            </w:tcMar>
+          </w:tcPr>
+          <w:p>
+            <w:r>
+              <w:rPr>
+                <w:rFonts w:ascii="Cambria Math" w:hAnsi="Cambria Math"/>
+                <w:color w:val="2D3748"/>
+                <w:sz w:val="19"/>
+              </w:rPr>
+              <w:t>pV=RT, \quad HCO_{3}^{-}, \quad R=0.08210LatmKmol^{-1}</w:t>
+            </w:r>
+          </w:p>
+        </w:tc>
+      </w:tr>
+      <w:tr>
+        <w:tc>
+          <w:tcPr>
+            <w:tcW w:type="dxa" w:w="3600"/>
+            <w:shd w:fill="FFFFFF"/>
+            <w:tcMar>
+              <w:top w:w="100" w:type="dxa"/>
+              <w:bottom w:w="100" w:type="dxa"/>
+              <w:left w:w="150" w:type="dxa"/>
+              <w:right w:w="150" w:type="dxa"/>
+            </w:tcMar>
+          </w:tcPr>
+          <w:p>
+            <w:r>
+              <w:rPr>
+                <w:b/>
+                <w:color w:val="1A365D"/>
+                <w:sz w:val="19"/>
+              </w:rPr>
+              <w:t>Gaseous State — Standard Calculations &amp; Problem Archetypes</w:t>
+            </w:r>
+          </w:p>
+        </w:tc>
+        <w:tc>
+          <w:tcPr>
+            <w:tcW w:type="dxa" w:w="6480"/>
+            <w:shd w:fill="FFFFFF"/>
+            <w:tcMar>
+              <w:top w:w="100" w:type="dxa"/>
+              <w:bottom w:w="100" w:type="dxa"/>
+              <w:left w:w="150" w:type="dxa"/>
+              <w:right w:w="150" w:type="dxa"/>
+            </w:tcMar>
+          </w:tcPr>
+          <w:p>
+            <w:r>
+              <w:rPr>
+                <w:rFonts w:ascii="Cambria Math" w:hAnsi="Cambria Math"/>
+                <w:color w:val="2D3748"/>
+                <w:sz w:val="19"/>
+              </w:rPr>
+              <w:t>Z=\frac{V_{\text{real}}}{V_{\text{idea}}}</w:t>
+            </w:r>
+          </w:p>
+        </w:tc>
+      </w:tr>
+      <w:tr>
+        <w:tc>
+          <w:tcPr>
+            <w:tcW w:type="dxa" w:w="3600"/>
+            <w:shd w:fill="F7FAFC"/>
+            <w:tcMar>
+              <w:top w:w="100" w:type="dxa"/>
+              <w:bottom w:w="100" w:type="dxa"/>
+              <w:left w:w="150" w:type="dxa"/>
+              <w:right w:w="150" w:type="dxa"/>
+            </w:tcMar>
+          </w:tcPr>
+          <w:p>
+            <w:r>
+              <w:rPr>
+                <w:b/>
+                <w:color w:val="1A365D"/>
+                <w:sz w:val="19"/>
+              </w:rPr>
+              <w:t>Gaseous State — Applied Cases, Reactions &amp; Traps</w:t>
+            </w:r>
+          </w:p>
+        </w:tc>
+        <w:tc>
+          <w:tcPr>
+            <w:tcW w:type="dxa" w:w="6480"/>
+            <w:shd w:fill="F7FAFC"/>
+            <w:tcMar>
+              <w:top w:w="100" w:type="dxa"/>
+              <w:bottom w:w="100" w:type="dxa"/>
+              <w:left w:w="150" w:type="dxa"/>
+              <w:right w:w="150" w:type="dxa"/>
+            </w:tcMar>
+          </w:tcPr>
+          <w:p>
+            <w:r>
+              <w:rPr>
+                <w:rFonts w:ascii="Cambria Math" w:hAnsi="Cambria Math"/>
+                <w:color w:val="2D3748"/>
+                <w:sz w:val="19"/>
+              </w:rPr>
+              <w:t>HCO_{3}^{-}, \quad CO_{2}</w:t>
+            </w:r>
+          </w:p>
+        </w:tc>
+      </w:tr>
     </w:tbl>
     <w:p>
       <w:pPr>
@@ -338,7 +650,7 @@
           <w:color w:val="2B6CB0"/>
           <w:sz w:val="24"/>
         </w:rPr>
-        <w:t>3.1 Kcet States Of Matter - Core Application (High Yield — 8 PYQs)</w:t>
+        <w:t>3.1 Gaseous State — Core Principles &amp; Governing Laws (Moderate Yield — 6 PYQs)</w:t>
       </w:r>
     </w:p>
     <w:p>
@@ -353,7 +665,7 @@
         <w:rPr>
           <w:sz w:val="20"/>
         </w:rPr>
-        <w:t>Key problem pattern in Kcet States Of Matter.</w:t>
+        <w:t>Fundamental definitions, core postulates, and governing physical/chemical relations in Gaseous State.</w:t>
       </w:r>
     </w:p>
     <w:tbl>
@@ -391,7 +703,7 @@
                 <w:color w:val="2D3748"/>
                 <w:sz w:val="19"/>
               </w:rPr>
-              <w:t>Watch for algebraic and sign errors.</w:t>
+              <w:t>Carefully verify units, standard reference states, and sign conventions in Gaseous State.</w:t>
             </w:r>
           </w:p>
         </w:tc>
@@ -432,7 +744,217 @@
                 <w:color w:val="2D3748"/>
                 <w:sz w:val="19"/>
               </w:rPr>
-              <w:t>Verify dimensions and boundary conditions.</w:t>
+              <w:t>Focus on high-yield formulas and standard limiting approximations tested in Gaseous State PYQs.</w:t>
+            </w:r>
+          </w:p>
+        </w:tc>
+      </w:tr>
+    </w:tbl>
+    <w:p>
+      <w:pPr>
+        <w:spacing w:before="120" w:after="40"/>
+      </w:pPr>
+      <w:r>
+        <w:rPr>
+          <w:b/>
+          <w:color w:val="1A365D"/>
+          <w:sz w:val="19"/>
+        </w:rPr>
+        <w:t>Source PYQs testing this concept:</w:t>
+      </w:r>
+    </w:p>
+    <w:p>
+      <w:pPr>
+        <w:pStyle w:val="ListBullet"/>
+        <w:spacing w:after="40"/>
+      </w:pPr>
+      <w:r>
+        <w:rPr>
+          <w:b/>
+          <w:sz w:val="18"/>
+        </w:rPr>
+        <w:t xml:space="preserve">[2022 Shift] Q#2 (MCQ): </w:t>
+      </w:r>
+      <w:r>
+        <w:rPr>
+          <w:sz w:val="18"/>
+        </w:rPr>
+        <w:t xml:space="preserve">"Which property of CO_(2) makes it biologically and geo-chemically important?..."  </w:t>
+      </w:r>
+      <w:r>
+        <w:rPr>
+          <w:b/>
+          <w:color w:val="2B6CB0"/>
+          <w:sz w:val="18"/>
+        </w:rPr>
+        <w:t>[Ans: N/A]</w:t>
+      </w:r>
+    </w:p>
+    <w:p>
+      <w:pPr>
+        <w:pStyle w:val="ListBullet"/>
+        <w:spacing w:after="40"/>
+      </w:pPr>
+      <w:r>
+        <w:rPr>
+          <w:b/>
+          <w:sz w:val="18"/>
+        </w:rPr>
+        <w:t xml:space="preserve">[2022 Shift] Q#3 (MCQ): </w:t>
+      </w:r>
+      <w:r>
+        <w:rPr>
+          <w:sz w:val="18"/>
+        </w:rPr>
+        <w:t>"The volume of 2.8g of CO at 27°C and 0.821 atm pressure is</w:t>
+        <w:br/>
+        <w:t xml:space="preserve">( R=0.08210L. atm Kmol^-1 )..."  </w:t>
+      </w:r>
+      <w:r>
+        <w:rPr>
+          <w:b/>
+          <w:color w:val="2B6CB0"/>
+          <w:sz w:val="18"/>
+        </w:rPr>
+        <w:t>[Ans: N/A]</w:t>
+      </w:r>
+    </w:p>
+    <w:p>
+      <w:pPr>
+        <w:pStyle w:val="ListBullet"/>
+        <w:spacing w:after="40"/>
+      </w:pPr>
+      <w:r>
+        <w:rPr>
+          <w:b/>
+          <w:sz w:val="18"/>
+        </w:rPr>
+        <w:t xml:space="preserve">[2021 Shift] Q#4 (MCQ): </w:t>
+      </w:r>
+      <w:r>
+        <w:rPr>
+          <w:sz w:val="18"/>
+        </w:rPr>
+        <w:t xml:space="preserve">"When the absolute temperature of ideal gas is doubled and pressure is halved, the volume of gas..."  </w:t>
+      </w:r>
+      <w:r>
+        <w:rPr>
+          <w:b/>
+          <w:color w:val="2B6CB0"/>
+          <w:sz w:val="18"/>
+        </w:rPr>
+        <w:t>[Ans: N/A]</w:t>
+      </w:r>
+    </w:p>
+    <w:p>
+      <w:pPr>
+        <w:spacing w:after="120"/>
+      </w:pPr>
+    </w:p>
+    <w:p>
+      <w:pPr>
+        <w:pStyle w:val="Heading2"/>
+      </w:pPr>
+      <w:r>
+        <w:rPr>
+          <w:color w:val="2B6CB0"/>
+          <w:sz w:val="24"/>
+        </w:rPr>
+        <w:t>3.2 Gaseous State — Standard Calculations &amp; Problem Archetypes (Standard Yield — 2 PYQs)</w:t>
+      </w:r>
+    </w:p>
+    <w:p>
+      <w:r>
+        <w:rPr>
+          <w:b/>
+          <w:sz w:val="20"/>
+        </w:rPr>
+        <w:t xml:space="preserve">Core Principle: </w:t>
+      </w:r>
+      <w:r>
+        <w:rPr>
+          <w:sz w:val="20"/>
+        </w:rPr>
+        <w:t>Quantitative numerical problem-solving techniques and standard question patterns frequently seen in Gaseous State.</w:t>
+      </w:r>
+    </w:p>
+    <w:tbl>
+      <w:tblPr>
+        <w:tblW w:type="auto" w:w="0"/>
+        <w:jc w:val="center"/>
+        <w:tblLook w:firstColumn="1" w:firstRow="1" w:lastColumn="0" w:lastRow="0" w:noHBand="0" w:noVBand="1" w:val="04A0"/>
+      </w:tblPr>
+      <w:tblGrid>
+        <w:gridCol w:w="10080"/>
+      </w:tblGrid>
+      <w:tr>
+        <w:tc>
+          <w:tcPr>
+            <w:tcW w:type="dxa" w:w="10080"/>
+            <w:shd w:fill="FFF5F5"/>
+            <w:tcMar>
+              <w:top w:w="100" w:type="dxa"/>
+              <w:bottom w:w="100" w:type="dxa"/>
+              <w:left w:w="150" w:type="dxa"/>
+              <w:right w:w="150" w:type="dxa"/>
+            </w:tcMar>
+          </w:tcPr>
+          <w:p>
+            <w:r>
+              <w:rPr>
+                <w:b/>
+                <w:color w:val="C53030"/>
+                <w:sz w:val="19"/>
+              </w:rPr>
+              <w:t xml:space="preserve">⚠️ Common Trap / JEE Pitfall: </w:t>
+            </w:r>
+            <w:r>
+              <w:rPr>
+                <w:color w:val="2D3748"/>
+                <w:sz w:val="19"/>
+              </w:rPr>
+              <w:t>Watch for algebraic rounding, stoichiometric balancing, and boundary condition checks.</w:t>
+            </w:r>
+          </w:p>
+        </w:tc>
+      </w:tr>
+    </w:tbl>
+    <w:tbl>
+      <w:tblPr>
+        <w:tblW w:type="auto" w:w="0"/>
+        <w:jc w:val="center"/>
+        <w:tblLook w:firstColumn="1" w:firstRow="1" w:lastColumn="0" w:lastRow="0" w:noHBand="0" w:noVBand="1" w:val="04A0"/>
+      </w:tblPr>
+      <w:tblGrid>
+        <w:gridCol w:w="10080"/>
+      </w:tblGrid>
+      <w:tr>
+        <w:tc>
+          <w:tcPr>
+            <w:tcW w:type="dxa" w:w="10080"/>
+            <w:shd w:fill="F0FFF4"/>
+            <w:tcMar>
+              <w:top w:w="100" w:type="dxa"/>
+              <w:bottom w:w="100" w:type="dxa"/>
+              <w:left w:w="150" w:type="dxa"/>
+              <w:right w:w="150" w:type="dxa"/>
+            </w:tcMar>
+          </w:tcPr>
+          <w:p>
+            <w:r>
+              <w:rPr>
+                <w:b/>
+                <w:color w:val="276749"/>
+                <w:sz w:val="19"/>
+              </w:rPr>
+              <w:t xml:space="preserve">💡 Speed Hack / Trick: </w:t>
+            </w:r>
+            <w:r>
+              <w:rPr>
+                <w:color w:val="2D3748"/>
+                <w:sz w:val="19"/>
+              </w:rPr>
+              <w:t>Dimensional consistency checks and ratio comparisons can quickly eliminate incorrect options.</w:t>
             </w:r>
           </w:p>
         </w:tc>
@@ -488,13 +1010,13 @@
           <w:b/>
           <w:sz w:val="18"/>
         </w:rPr>
-        <w:t xml:space="preserve">[2022 Shift] Q#2 (MCQ): </w:t>
+        <w:t xml:space="preserve">[2017 Shift] Q#4 (MCQ): </w:t>
       </w:r>
       <w:r>
         <w:rPr>
           <w:sz w:val="18"/>
         </w:rPr>
-        <w:t xml:space="preserve">"Which property of CO_(2) makes it biologically and geo-chemically important?..."  </w:t>
+        <w:t xml:space="preserve">"The pressure of real gases is less than that of ideal gas because of..."  </w:t>
       </w:r>
       <w:r>
         <w:rPr>
@@ -507,6 +1029,133 @@
     </w:p>
     <w:p>
       <w:pPr>
+        <w:spacing w:after="120"/>
+      </w:pPr>
+    </w:p>
+    <w:p>
+      <w:pPr>
+        <w:pStyle w:val="Heading2"/>
+      </w:pPr>
+      <w:r>
+        <w:rPr>
+          <w:color w:val="2B6CB0"/>
+          <w:sz w:val="24"/>
+        </w:rPr>
+        <w:t>3.3 Gaseous State — Applied Cases, Reactions &amp; Traps (Standard Yield — 1 PYQs)</w:t>
+      </w:r>
+    </w:p>
+    <w:p>
+      <w:r>
+        <w:rPr>
+          <w:b/>
+          <w:sz w:val="20"/>
+        </w:rPr>
+        <w:t xml:space="preserve">Core Principle: </w:t>
+      </w:r>
+      <w:r>
+        <w:rPr>
+          <w:sz w:val="20"/>
+        </w:rPr>
+        <w:t>Special cases, experimental observations, and conceptual traps designed to test deep understanding of Gaseous State.</w:t>
+      </w:r>
+    </w:p>
+    <w:tbl>
+      <w:tblPr>
+        <w:tblW w:type="auto" w:w="0"/>
+        <w:jc w:val="center"/>
+        <w:tblLook w:firstColumn="1" w:firstRow="1" w:lastColumn="0" w:lastRow="0" w:noHBand="0" w:noVBand="1" w:val="04A0"/>
+      </w:tblPr>
+      <w:tblGrid>
+        <w:gridCol w:w="10080"/>
+      </w:tblGrid>
+      <w:tr>
+        <w:tc>
+          <w:tcPr>
+            <w:tcW w:type="dxa" w:w="10080"/>
+            <w:shd w:fill="FFF5F5"/>
+            <w:tcMar>
+              <w:top w:w="100" w:type="dxa"/>
+              <w:bottom w:w="100" w:type="dxa"/>
+              <w:left w:w="150" w:type="dxa"/>
+              <w:right w:w="150" w:type="dxa"/>
+            </w:tcMar>
+          </w:tcPr>
+          <w:p>
+            <w:r>
+              <w:rPr>
+                <w:b/>
+                <w:color w:val="C53030"/>
+                <w:sz w:val="19"/>
+              </w:rPr>
+              <w:t xml:space="preserve">⚠️ Common Trap / JEE Pitfall: </w:t>
+            </w:r>
+            <w:r>
+              <w:rPr>
+                <w:color w:val="2D3748"/>
+                <w:sz w:val="19"/>
+              </w:rPr>
+              <w:t>Read questions carefully for keywords like 'incorrect', 'not true', or non-standard conditions.</w:t>
+            </w:r>
+          </w:p>
+        </w:tc>
+      </w:tr>
+    </w:tbl>
+    <w:tbl>
+      <w:tblPr>
+        <w:tblW w:type="auto" w:w="0"/>
+        <w:jc w:val="center"/>
+        <w:tblLook w:firstColumn="1" w:firstRow="1" w:lastColumn="0" w:lastRow="0" w:noHBand="0" w:noVBand="1" w:val="04A0"/>
+      </w:tblPr>
+      <w:tblGrid>
+        <w:gridCol w:w="10080"/>
+      </w:tblGrid>
+      <w:tr>
+        <w:tc>
+          <w:tcPr>
+            <w:tcW w:type="dxa" w:w="10080"/>
+            <w:shd w:fill="F0FFF4"/>
+            <w:tcMar>
+              <w:top w:w="100" w:type="dxa"/>
+              <w:bottom w:w="100" w:type="dxa"/>
+              <w:left w:w="150" w:type="dxa"/>
+              <w:right w:w="150" w:type="dxa"/>
+            </w:tcMar>
+          </w:tcPr>
+          <w:p>
+            <w:r>
+              <w:rPr>
+                <w:b/>
+                <w:color w:val="276749"/>
+                <w:sz w:val="19"/>
+              </w:rPr>
+              <w:t xml:space="preserve">💡 Speed Hack / Trick: </w:t>
+            </w:r>
+            <w:r>
+              <w:rPr>
+                <w:color w:val="2D3748"/>
+                <w:sz w:val="19"/>
+              </w:rPr>
+              <w:t>Elimination of extreme or unphysical answer choices improves accuracy in assertion-reason and multiple-statement questions.</w:t>
+            </w:r>
+          </w:p>
+        </w:tc>
+      </w:tr>
+    </w:tbl>
+    <w:p>
+      <w:pPr>
+        <w:spacing w:before="120" w:after="40"/>
+      </w:pPr>
+      <w:r>
+        <w:rPr>
+          <w:b/>
+          <w:color w:val="1A365D"/>
+          <w:sz w:val="19"/>
+        </w:rPr>
+        <w:t>Source PYQs testing this concept:</w:t>
+      </w:r>
+    </w:p>
+    <w:p>
+      <w:pPr>
         <w:pStyle w:val="ListBullet"/>
         <w:spacing w:after="40"/>
       </w:pPr>
@@ -515,15 +1164,13 @@
           <w:b/>
           <w:sz w:val="18"/>
         </w:rPr>
-        <w:t xml:space="preserve">[2022 Shift] Q#3 (MCQ): </w:t>
+        <w:t xml:space="preserve">[2022 Shift] Q#2 (MCQ): </w:t>
       </w:r>
       <w:r>
         <w:rPr>
           <w:sz w:val="18"/>
         </w:rPr>
-        <w:t>"The volume of 2.8g of CO at 27°C and 0.821 atm pressure is</w:t>
-        <w:br/>
-        <w:t xml:space="preserve">( R=0.08210L. atm Kmol^-1 )..."  </w:t>
+        <w:t xml:space="preserve">"Which property of CO_(2) makes it biologically and geo-chemically important?..."  </w:t>
       </w:r>
       <w:r>
         <w:rPr>
@@ -662,6 +1309,127 @@
               <w:t>Solution Analysis:</w:t>
               <w:br/>
               <w:t>The property of low solubility of carbon dioxide in water makes it biologically and geo-chemically important. Carbon dioxide on reaction with water form carbonic acid, which dissociates to give HCO_(3)^- ions. H_(2)CO_(3)/HCO_(3)^- buffer system helps to maintain pH of blood between 7.26-7.42 .</w:t>
+            </w:r>
+          </w:p>
+        </w:tc>
+      </w:tr>
+    </w:tbl>
+    <w:p>
+      <w:pPr>
+        <w:spacing w:after="120"/>
+      </w:pPr>
+    </w:p>
+    <w:p>
+      <w:pPr>
+        <w:spacing w:before="160" w:after="40"/>
+      </w:pPr>
+      <w:r>
+        <w:rPr>
+          <w:b/>
+          <w:color w:val="1A365D"/>
+          <w:sz w:val="22"/>
+        </w:rPr>
+        <w:t>Benchmark Problem 2: KCET 2017 (Q#4)</w:t>
+      </w:r>
+    </w:p>
+    <w:p>
+      <w:pPr>
+        <w:spacing w:after="80"/>
+      </w:pPr>
+      <w:r>
+        <w:rPr>
+          <w:sz w:val="20"/>
+        </w:rPr>
+        <w:t>The pressure of real gases is less than that of ideal gas because of</w:t>
+      </w:r>
+    </w:p>
+    <w:p>
+      <w:pPr>
+        <w:pStyle w:val="ListBullet"/>
+        <w:spacing w:after="20"/>
+      </w:pPr>
+      <w:r>
+        <w:rPr>
+          <w:sz w:val="19"/>
+        </w:rPr>
+        <w:t>(A) increases in the kinetic energy of the molecules</w:t>
+      </w:r>
+    </w:p>
+    <w:p>
+      <w:pPr>
+        <w:pStyle w:val="ListBullet"/>
+        <w:spacing w:after="20"/>
+      </w:pPr>
+      <w:r>
+        <w:rPr>
+          <w:sz w:val="19"/>
+        </w:rPr>
+        <w:t>(B) increases in the number of collisions</w:t>
+      </w:r>
+    </w:p>
+    <w:p>
+      <w:pPr>
+        <w:pStyle w:val="ListBullet"/>
+        <w:spacing w:after="20"/>
+      </w:pPr>
+      <w:r>
+        <w:rPr>
+          <w:sz w:val="19"/>
+        </w:rPr>
+        <w:t>(C) intermolecular attraction</w:t>
+      </w:r>
+    </w:p>
+    <w:p>
+      <w:pPr>
+        <w:pStyle w:val="ListBullet"/>
+        <w:spacing w:after="20"/>
+      </w:pPr>
+      <w:r>
+        <w:rPr>
+          <w:sz w:val="19"/>
+        </w:rPr>
+        <w:t>(D) finite size of particles</w:t>
+      </w:r>
+    </w:p>
+    <w:tbl>
+      <w:tblPr>
+        <w:tblW w:type="auto" w:w="0"/>
+        <w:jc w:val="center"/>
+        <w:tblLook w:firstColumn="1" w:firstRow="1" w:lastColumn="0" w:lastRow="0" w:noHBand="0" w:noVBand="1" w:val="04A0"/>
+      </w:tblPr>
+      <w:tblGrid>
+        <w:gridCol w:w="10080"/>
+      </w:tblGrid>
+      <w:tr>
+        <w:tc>
+          <w:tcPr>
+            <w:tcW w:type="dxa" w:w="10080"/>
+            <w:shd w:fill="F7FAFC"/>
+            <w:tcMar>
+              <w:top w:w="100" w:type="dxa"/>
+              <w:bottom w:w="100" w:type="dxa"/>
+              <w:left w:w="150" w:type="dxa"/>
+              <w:right w:w="150" w:type="dxa"/>
+            </w:tcMar>
+          </w:tcPr>
+          <w:p>
+            <w:r>
+              <w:rPr>
+                <w:b/>
+                <w:color w:val="1A365D"/>
+                <w:sz w:val="19"/>
+              </w:rPr>
+              <w:t>Correct Answer: None</w:t>
+              <w:br/>
+            </w:r>
+            <w:r>
+              <w:rPr>
+                <w:color w:val="2D3748"/>
+                <w:sz w:val="18"/>
+              </w:rPr>
+              <w:t>Solution Analysis:</w:t>
+              <w:br/>
+              <w:t>The presence is much greater in ideal gas compared to the pressure of a real gas since the particles do not have the attractive forces that enable the molecules to hold back when they will collide at an impact. Hence, particles collide with less energy.</w:t>
             </w:r>
           </w:p>
         </w:tc>

--- a/data/exports/kcet-states-of-matter_revision_notes.docx
+++ b/data/exports/kcet-states-of-matter_revision_notes.docx
@@ -13,7 +13,7 @@
           <w:color w:val="1A365D"/>
           <w:sz w:val="44"/>
         </w:rPr>
-        <w:t>JEE MAIN REVISION MASTER: STATES OF MATTER 2026 0 QUESTIONS 0% WEIGHTAGE</w:t>
+        <w:t>JEE MAIN REVISION MASTER: STATES OF MATTER</w:t>
       </w:r>
     </w:p>
     <w:p>
@@ -164,10 +164,10 @@
             <w:r>
               <w:rPr>
                 <w:b/>
-                <w:color w:val="718096"/>
+                <w:color w:val="2B6CB0"/>
                 <w:sz w:val="19"/>
               </w:rPr>
-              <w:t>Moderate</w:t>
+              <w:t>High</w:t>
             </w:r>
           </w:p>
         </w:tc>
@@ -209,7 +209,7 @@
               <w:rPr>
                 <w:sz w:val="19"/>
               </w:rPr>
-              <w:t>6 PYQs</w:t>
+              <w:t>8 PYQs</w:t>
             </w:r>
           </w:p>
         </w:tc>
@@ -276,7 +276,7 @@
                 <w:color w:val="2D3748"/>
                 <w:sz w:val="19"/>
               </w:rPr>
-              <w:t>Gaseous State — Standard Calculations &amp; Problem Archetypes</w:t>
+              <w:t>Gaseous State — Applied Cases, Reactions &amp; Traps</w:t>
             </w:r>
           </w:p>
         </w:tc>
@@ -296,7 +296,7 @@
               <w:rPr>
                 <w:sz w:val="19"/>
               </w:rPr>
-              <w:t>2 PYQs</w:t>
+              <w:t>1 PYQs</w:t>
             </w:r>
           </w:p>
         </w:tc>
@@ -317,7 +317,7 @@
                 <w:color w:val="718096"/>
                 <w:sz w:val="19"/>
               </w:rPr>
-              <w:t>Quantitative Analysis</w:t>
+              <w:t>Applied Topics</w:t>
             </w:r>
           </w:p>
         </w:tc>
@@ -363,7 +363,7 @@
                 <w:color w:val="2D3748"/>
                 <w:sz w:val="19"/>
               </w:rPr>
-              <w:t>Gaseous State — Applied Cases, Reactions &amp; Traps</w:t>
+              <w:t>Gaseous State — Standard Calculations &amp; Problem Archetypes</w:t>
             </w:r>
           </w:p>
         </w:tc>
@@ -383,7 +383,7 @@
               <w:rPr>
                 <w:sz w:val="19"/>
               </w:rPr>
-              <w:t>1 PYQs</w:t>
+              <w:t>0 PYQs</w:t>
             </w:r>
           </w:p>
         </w:tc>
@@ -404,7 +404,7 @@
                 <w:color w:val="718096"/>
                 <w:sz w:val="19"/>
               </w:rPr>
-              <w:t>Applied Topics</w:t>
+              <w:t>Quantitative Analysis</w:t>
             </w:r>
           </w:p>
         </w:tc>
@@ -526,7 +526,7 @@
                 <w:color w:val="2D3748"/>
                 <w:sz w:val="19"/>
               </w:rPr>
-              <w:t>pV=RT, \quad HCO_{3}^{-}, \quad R=0.08210LatmKmol^{-1}</w:t>
+              <w:t>(T_{2}), \quad =2 \times (T_{1})\text{initial temperature}, \quad pV=RT</w:t>
             </w:r>
           </w:p>
         </w:tc>
@@ -550,7 +550,7 @@
                 <w:color w:val="1A365D"/>
                 <w:sz w:val="19"/>
               </w:rPr>
-              <w:t>Gaseous State — Standard Calculations &amp; Problem Archetypes</w:t>
+              <w:t>Gaseous State — Applied Cases, Reactions &amp; Traps</w:t>
             </w:r>
           </w:p>
         </w:tc>
@@ -558,52 +558,6 @@
           <w:tcPr>
             <w:tcW w:type="dxa" w:w="6480"/>
             <w:shd w:fill="FFFFFF"/>
-            <w:tcMar>
-              <w:top w:w="100" w:type="dxa"/>
-              <w:bottom w:w="100" w:type="dxa"/>
-              <w:left w:w="150" w:type="dxa"/>
-              <w:right w:w="150" w:type="dxa"/>
-            </w:tcMar>
-          </w:tcPr>
-          <w:p>
-            <w:r>
-              <w:rPr>
-                <w:rFonts w:ascii="Cambria Math" w:hAnsi="Cambria Math"/>
-                <w:color w:val="2D3748"/>
-                <w:sz w:val="19"/>
-              </w:rPr>
-              <w:t>Z=\frac{V_{\text{real}}}{V_{\text{idea}}}</w:t>
-            </w:r>
-          </w:p>
-        </w:tc>
-      </w:tr>
-      <w:tr>
-        <w:tc>
-          <w:tcPr>
-            <w:tcW w:type="dxa" w:w="3600"/>
-            <w:shd w:fill="F7FAFC"/>
-            <w:tcMar>
-              <w:top w:w="100" w:type="dxa"/>
-              <w:bottom w:w="100" w:type="dxa"/>
-              <w:left w:w="150" w:type="dxa"/>
-              <w:right w:w="150" w:type="dxa"/>
-            </w:tcMar>
-          </w:tcPr>
-          <w:p>
-            <w:r>
-              <w:rPr>
-                <w:b/>
-                <w:color w:val="1A365D"/>
-                <w:sz w:val="19"/>
-              </w:rPr>
-              <w:t>Gaseous State — Applied Cases, Reactions &amp; Traps</w:t>
-            </w:r>
-          </w:p>
-        </w:tc>
-        <w:tc>
-          <w:tcPr>
-            <w:tcW w:type="dxa" w:w="6480"/>
-            <w:shd w:fill="F7FAFC"/>
             <w:tcMar>
               <w:top w:w="100" w:type="dxa"/>
               <w:bottom w:w="100" w:type="dxa"/>
@@ -650,7 +604,7 @@
           <w:color w:val="2B6CB0"/>
           <w:sz w:val="24"/>
         </w:rPr>
-        <w:t>3.1 Gaseous State — Core Principles &amp; Governing Laws (Moderate Yield — 6 PYQs)</w:t>
+        <w:t>3.1 Gaseous State — Core Principles &amp; Governing Laws (High Yield — 8 PYQs)</w:t>
       </w:r>
     </w:p>
     <w:p>
@@ -773,6 +727,33 @@
           <w:b/>
           <w:sz w:val="18"/>
         </w:rPr>
+        <w:t xml:space="preserve">[2024 Shift] Q#1 (MCQ): </w:t>
+      </w:r>
+      <w:r>
+        <w:rPr>
+          <w:sz w:val="18"/>
+        </w:rPr>
+        <w:t xml:space="preserve">"Identify the wrong relation for real gases :..."  </w:t>
+      </w:r>
+      <w:r>
+        <w:rPr>
+          <w:b/>
+          <w:color w:val="2B6CB0"/>
+          <w:sz w:val="18"/>
+        </w:rPr>
+        <w:t>[Ans: N/A]</w:t>
+      </w:r>
+    </w:p>
+    <w:p>
+      <w:pPr>
+        <w:pStyle w:val="ListBullet"/>
+        <w:spacing w:after="40"/>
+      </w:pPr>
+      <w:r>
+        <w:rPr>
+          <w:b/>
+          <w:sz w:val="18"/>
+        </w:rPr>
         <w:t xml:space="preserve">[2022 Shift] Q#2 (MCQ): </w:t>
       </w:r>
       <w:r>
@@ -821,6 +802,133 @@
     </w:p>
     <w:p>
       <w:pPr>
+        <w:spacing w:after="120"/>
+      </w:pPr>
+    </w:p>
+    <w:p>
+      <w:pPr>
+        <w:pStyle w:val="Heading2"/>
+      </w:pPr>
+      <w:r>
+        <w:rPr>
+          <w:color w:val="2B6CB0"/>
+          <w:sz w:val="24"/>
+        </w:rPr>
+        <w:t>3.2 Gaseous State — Applied Cases, Reactions &amp; Traps (Standard Yield — 1 PYQs)</w:t>
+      </w:r>
+    </w:p>
+    <w:p>
+      <w:r>
+        <w:rPr>
+          <w:b/>
+          <w:sz w:val="20"/>
+        </w:rPr>
+        <w:t xml:space="preserve">Core Principle: </w:t>
+      </w:r>
+      <w:r>
+        <w:rPr>
+          <w:sz w:val="20"/>
+        </w:rPr>
+        <w:t>Special cases, experimental observations, and conceptual traps designed to test deep understanding of Gaseous State.</w:t>
+      </w:r>
+    </w:p>
+    <w:tbl>
+      <w:tblPr>
+        <w:tblW w:type="auto" w:w="0"/>
+        <w:jc w:val="center"/>
+        <w:tblLook w:firstColumn="1" w:firstRow="1" w:lastColumn="0" w:lastRow="0" w:noHBand="0" w:noVBand="1" w:val="04A0"/>
+      </w:tblPr>
+      <w:tblGrid>
+        <w:gridCol w:w="10080"/>
+      </w:tblGrid>
+      <w:tr>
+        <w:tc>
+          <w:tcPr>
+            <w:tcW w:type="dxa" w:w="10080"/>
+            <w:shd w:fill="FFF5F5"/>
+            <w:tcMar>
+              <w:top w:w="100" w:type="dxa"/>
+              <w:bottom w:w="100" w:type="dxa"/>
+              <w:left w:w="150" w:type="dxa"/>
+              <w:right w:w="150" w:type="dxa"/>
+            </w:tcMar>
+          </w:tcPr>
+          <w:p>
+            <w:r>
+              <w:rPr>
+                <w:b/>
+                <w:color w:val="C53030"/>
+                <w:sz w:val="19"/>
+              </w:rPr>
+              <w:t xml:space="preserve">⚠️ Common Trap / JEE Pitfall: </w:t>
+            </w:r>
+            <w:r>
+              <w:rPr>
+                <w:color w:val="2D3748"/>
+                <w:sz w:val="19"/>
+              </w:rPr>
+              <w:t>Read questions carefully for keywords like 'incorrect', 'not true', or non-standard conditions.</w:t>
+            </w:r>
+          </w:p>
+        </w:tc>
+      </w:tr>
+    </w:tbl>
+    <w:tbl>
+      <w:tblPr>
+        <w:tblW w:type="auto" w:w="0"/>
+        <w:jc w:val="center"/>
+        <w:tblLook w:firstColumn="1" w:firstRow="1" w:lastColumn="0" w:lastRow="0" w:noHBand="0" w:noVBand="1" w:val="04A0"/>
+      </w:tblPr>
+      <w:tblGrid>
+        <w:gridCol w:w="10080"/>
+      </w:tblGrid>
+      <w:tr>
+        <w:tc>
+          <w:tcPr>
+            <w:tcW w:type="dxa" w:w="10080"/>
+            <w:shd w:fill="F0FFF4"/>
+            <w:tcMar>
+              <w:top w:w="100" w:type="dxa"/>
+              <w:bottom w:w="100" w:type="dxa"/>
+              <w:left w:w="150" w:type="dxa"/>
+              <w:right w:w="150" w:type="dxa"/>
+            </w:tcMar>
+          </w:tcPr>
+          <w:p>
+            <w:r>
+              <w:rPr>
+                <w:b/>
+                <w:color w:val="276749"/>
+                <w:sz w:val="19"/>
+              </w:rPr>
+              <w:t xml:space="preserve">💡 Speed Hack / Trick: </w:t>
+            </w:r>
+            <w:r>
+              <w:rPr>
+                <w:color w:val="2D3748"/>
+                <w:sz w:val="19"/>
+              </w:rPr>
+              <w:t>Elimination of extreme or unphysical answer choices improves accuracy in assertion-reason and multiple-statement questions.</w:t>
+            </w:r>
+          </w:p>
+        </w:tc>
+      </w:tr>
+    </w:tbl>
+    <w:p>
+      <w:pPr>
+        <w:spacing w:before="120" w:after="40"/>
+      </w:pPr>
+      <w:r>
+        <w:rPr>
+          <w:b/>
+          <w:color w:val="1A365D"/>
+          <w:sz w:val="19"/>
+        </w:rPr>
+        <w:t>Source PYQs testing this concept:</w:t>
+      </w:r>
+    </w:p>
+    <w:p>
+      <w:pPr>
         <w:pStyle w:val="ListBullet"/>
         <w:spacing w:after="40"/>
       </w:pPr>
@@ -829,13 +937,13 @@
           <w:b/>
           <w:sz w:val="18"/>
         </w:rPr>
-        <w:t xml:space="preserve">[2021 Shift] Q#4 (MCQ): </w:t>
+        <w:t xml:space="preserve">[2022 Shift] Q#2 (MCQ): </w:t>
       </w:r>
       <w:r>
         <w:rPr>
           <w:sz w:val="18"/>
         </w:rPr>
-        <w:t xml:space="preserve">"When the absolute temperature of ideal gas is doubled and pressure is halved, the volume of gas..."  </w:t>
+        <w:t xml:space="preserve">"Which property of CO_(2) makes it biologically and geo-chemically important?..."  </w:t>
       </w:r>
       <w:r>
         <w:rPr>
@@ -860,7 +968,7 @@
           <w:color w:val="2B6CB0"/>
           <w:sz w:val="24"/>
         </w:rPr>
-        <w:t>3.2 Gaseous State — Standard Calculations &amp; Problem Archetypes (Standard Yield — 2 PYQs)</w:t>
+        <w:t>3.3 Gaseous State — Standard Calculations &amp; Problem Archetypes (Standard Yield — 0 PYQs)</w:t>
       </w:r>
     </w:p>
     <w:p>
@@ -998,160 +1106,6 @@
           <w:sz w:val="18"/>
         </w:rPr>
         <w:t>[Ans: N/A]</w:t>
-      </w:r>
-    </w:p>
-    <w:p>
-      <w:pPr>
-        <w:pStyle w:val="ListBullet"/>
-        <w:spacing w:after="40"/>
-      </w:pPr>
-      <w:r>
-        <w:rPr>
-          <w:b/>
-          <w:sz w:val="18"/>
-        </w:rPr>
-        <w:t xml:space="preserve">[2017 Shift] Q#4 (MCQ): </w:t>
-      </w:r>
-      <w:r>
-        <w:rPr>
-          <w:sz w:val="18"/>
-        </w:rPr>
-        <w:t xml:space="preserve">"The pressure of real gases is less than that of ideal gas because of..."  </w:t>
-      </w:r>
-      <w:r>
-        <w:rPr>
-          <w:b/>
-          <w:color w:val="2B6CB0"/>
-          <w:sz w:val="18"/>
-        </w:rPr>
-        <w:t>[Ans: N/A]</w:t>
-      </w:r>
-    </w:p>
-    <w:p>
-      <w:pPr>
-        <w:spacing w:after="120"/>
-      </w:pPr>
-    </w:p>
-    <w:p>
-      <w:pPr>
-        <w:pStyle w:val="Heading2"/>
-      </w:pPr>
-      <w:r>
-        <w:rPr>
-          <w:color w:val="2B6CB0"/>
-          <w:sz w:val="24"/>
-        </w:rPr>
-        <w:t>3.3 Gaseous State — Applied Cases, Reactions &amp; Traps (Standard Yield — 1 PYQs)</w:t>
-      </w:r>
-    </w:p>
-    <w:p>
-      <w:r>
-        <w:rPr>
-          <w:b/>
-          <w:sz w:val="20"/>
-        </w:rPr>
-        <w:t xml:space="preserve">Core Principle: </w:t>
-      </w:r>
-      <w:r>
-        <w:rPr>
-          <w:sz w:val="20"/>
-        </w:rPr>
-        <w:t>Special cases, experimental observations, and conceptual traps designed to test deep understanding of Gaseous State.</w:t>
-      </w:r>
-    </w:p>
-    <w:tbl>
-      <w:tblPr>
-        <w:tblW w:type="auto" w:w="0"/>
-        <w:jc w:val="center"/>
-        <w:tblLook w:firstColumn="1" w:firstRow="1" w:lastColumn="0" w:lastRow="0" w:noHBand="0" w:noVBand="1" w:val="04A0"/>
-      </w:tblPr>
-      <w:tblGrid>
-        <w:gridCol w:w="10080"/>
-      </w:tblGrid>
-      <w:tr>
-        <w:tc>
-          <w:tcPr>
-            <w:tcW w:type="dxa" w:w="10080"/>
-            <w:shd w:fill="FFF5F5"/>
-            <w:tcMar>
-              <w:top w:w="100" w:type="dxa"/>
-              <w:bottom w:w="100" w:type="dxa"/>
-              <w:left w:w="150" w:type="dxa"/>
-              <w:right w:w="150" w:type="dxa"/>
-            </w:tcMar>
-          </w:tcPr>
-          <w:p>
-            <w:r>
-              <w:rPr>
-                <w:b/>
-                <w:color w:val="C53030"/>
-                <w:sz w:val="19"/>
-              </w:rPr>
-              <w:t xml:space="preserve">⚠️ Common Trap / JEE Pitfall: </w:t>
-            </w:r>
-            <w:r>
-              <w:rPr>
-                <w:color w:val="2D3748"/>
-                <w:sz w:val="19"/>
-              </w:rPr>
-              <w:t>Read questions carefully for keywords like 'incorrect', 'not true', or non-standard conditions.</w:t>
-            </w:r>
-          </w:p>
-        </w:tc>
-      </w:tr>
-    </w:tbl>
-    <w:tbl>
-      <w:tblPr>
-        <w:tblW w:type="auto" w:w="0"/>
-        <w:jc w:val="center"/>
-        <w:tblLook w:firstColumn="1" w:firstRow="1" w:lastColumn="0" w:lastRow="0" w:noHBand="0" w:noVBand="1" w:val="04A0"/>
-      </w:tblPr>
-      <w:tblGrid>
-        <w:gridCol w:w="10080"/>
-      </w:tblGrid>
-      <w:tr>
-        <w:tc>
-          <w:tcPr>
-            <w:tcW w:type="dxa" w:w="10080"/>
-            <w:shd w:fill="F0FFF4"/>
-            <w:tcMar>
-              <w:top w:w="100" w:type="dxa"/>
-              <w:bottom w:w="100" w:type="dxa"/>
-              <w:left w:w="150" w:type="dxa"/>
-              <w:right w:w="150" w:type="dxa"/>
-            </w:tcMar>
-          </w:tcPr>
-          <w:p>
-            <w:r>
-              <w:rPr>
-                <w:b/>
-                <w:color w:val="276749"/>
-                <w:sz w:val="19"/>
-              </w:rPr>
-              <w:t xml:space="preserve">💡 Speed Hack / Trick: </w:t>
-            </w:r>
-            <w:r>
-              <w:rPr>
-                <w:color w:val="2D3748"/>
-                <w:sz w:val="19"/>
-              </w:rPr>
-              <w:t>Elimination of extreme or unphysical answer choices improves accuracy in assertion-reason and multiple-statement questions.</w:t>
-            </w:r>
-          </w:p>
-        </w:tc>
-      </w:tr>
-    </w:tbl>
-    <w:p>
-      <w:pPr>
-        <w:spacing w:before="120" w:after="40"/>
-      </w:pPr>
-      <w:r>
-        <w:rPr>
-          <w:b/>
-          <w:color w:val="1A365D"/>
-          <w:sz w:val="19"/>
-        </w:rPr>
-        <w:t>Source PYQs testing this concept:</w:t>
       </w:r>
     </w:p>
     <w:p>
@@ -1309,127 +1263,6 @@
               <w:t>Solution Analysis:</w:t>
               <w:br/>
               <w:t>The property of low solubility of carbon dioxide in water makes it biologically and geo-chemically important. Carbon dioxide on reaction with water form carbonic acid, which dissociates to give HCO_(3)^- ions. H_(2)CO_(3)/HCO_(3)^- buffer system helps to maintain pH of blood between 7.26-7.42 .</w:t>
-            </w:r>
-          </w:p>
-        </w:tc>
-      </w:tr>
-    </w:tbl>
-    <w:p>
-      <w:pPr>
-        <w:spacing w:after="120"/>
-      </w:pPr>
-    </w:p>
-    <w:p>
-      <w:pPr>
-        <w:spacing w:before="160" w:after="40"/>
-      </w:pPr>
-      <w:r>
-        <w:rPr>
-          <w:b/>
-          <w:color w:val="1A365D"/>
-          <w:sz w:val="22"/>
-        </w:rPr>
-        <w:t>Benchmark Problem 2: KCET 2017 (Q#4)</w:t>
-      </w:r>
-    </w:p>
-    <w:p>
-      <w:pPr>
-        <w:spacing w:after="80"/>
-      </w:pPr>
-      <w:r>
-        <w:rPr>
-          <w:sz w:val="20"/>
-        </w:rPr>
-        <w:t>The pressure of real gases is less than that of ideal gas because of</w:t>
-      </w:r>
-    </w:p>
-    <w:p>
-      <w:pPr>
-        <w:pStyle w:val="ListBullet"/>
-        <w:spacing w:after="20"/>
-      </w:pPr>
-      <w:r>
-        <w:rPr>
-          <w:sz w:val="19"/>
-        </w:rPr>
-        <w:t>(A) increases in the kinetic energy of the molecules</w:t>
-      </w:r>
-    </w:p>
-    <w:p>
-      <w:pPr>
-        <w:pStyle w:val="ListBullet"/>
-        <w:spacing w:after="20"/>
-      </w:pPr>
-      <w:r>
-        <w:rPr>
-          <w:sz w:val="19"/>
-        </w:rPr>
-        <w:t>(B) increases in the number of collisions</w:t>
-      </w:r>
-    </w:p>
-    <w:p>
-      <w:pPr>
-        <w:pStyle w:val="ListBullet"/>
-        <w:spacing w:after="20"/>
-      </w:pPr>
-      <w:r>
-        <w:rPr>
-          <w:sz w:val="19"/>
-        </w:rPr>
-        <w:t>(C) intermolecular attraction</w:t>
-      </w:r>
-    </w:p>
-    <w:p>
-      <w:pPr>
-        <w:pStyle w:val="ListBullet"/>
-        <w:spacing w:after="20"/>
-      </w:pPr>
-      <w:r>
-        <w:rPr>
-          <w:sz w:val="19"/>
-        </w:rPr>
-        <w:t>(D) finite size of particles</w:t>
-      </w:r>
-    </w:p>
-    <w:tbl>
-      <w:tblPr>
-        <w:tblW w:type="auto" w:w="0"/>
-        <w:jc w:val="center"/>
-        <w:tblLook w:firstColumn="1" w:firstRow="1" w:lastColumn="0" w:lastRow="0" w:noHBand="0" w:noVBand="1" w:val="04A0"/>
-      </w:tblPr>
-      <w:tblGrid>
-        <w:gridCol w:w="10080"/>
-      </w:tblGrid>
-      <w:tr>
-        <w:tc>
-          <w:tcPr>
-            <w:tcW w:type="dxa" w:w="10080"/>
-            <w:shd w:fill="F7FAFC"/>
-            <w:tcMar>
-              <w:top w:w="100" w:type="dxa"/>
-              <w:bottom w:w="100" w:type="dxa"/>
-              <w:left w:w="150" w:type="dxa"/>
-              <w:right w:w="150" w:type="dxa"/>
-            </w:tcMar>
-          </w:tcPr>
-          <w:p>
-            <w:r>
-              <w:rPr>
-                <w:b/>
-                <w:color w:val="1A365D"/>
-                <w:sz w:val="19"/>
-              </w:rPr>
-              <w:t>Correct Answer: None</w:t>
-              <w:br/>
-            </w:r>
-            <w:r>
-              <w:rPr>
-                <w:color w:val="2D3748"/>
-                <w:sz w:val="18"/>
-              </w:rPr>
-              <w:t>Solution Analysis:</w:t>
-              <w:br/>
-              <w:t>The presence is much greater in ideal gas compared to the pressure of a real gas since the particles do not have the attractive forces that enable the molecules to hold back when they will collide at an impact. Hence, particles collide with less energy.</w:t>
             </w:r>
           </w:p>
         </w:tc>

--- a/data/exports/kcet-states-of-matter_revision_notes.docx
+++ b/data/exports/kcet-states-of-matter_revision_notes.docx
@@ -164,10 +164,10 @@
             <w:r>
               <w:rPr>
                 <w:b/>
-                <w:color w:val="2B6CB0"/>
+                <w:color w:val="718096"/>
                 <w:sz w:val="19"/>
               </w:rPr>
-              <w:t>High</w:t>
+              <w:t>Moderate</w:t>
             </w:r>
           </w:p>
         </w:tc>
@@ -189,7 +189,7 @@
                 <w:color w:val="2D3748"/>
                 <w:sz w:val="19"/>
               </w:rPr>
-              <w:t>Gaseous State — Core Principles &amp; Governing Laws</w:t>
+              <w:t>Real Gases &amp; van der Waals Equation</w:t>
             </w:r>
           </w:p>
         </w:tc>
@@ -209,7 +209,7 @@
               <w:rPr>
                 <w:sz w:val="19"/>
               </w:rPr>
-              <w:t>8 PYQs</w:t>
+              <w:t>7 PYQs</w:t>
             </w:r>
           </w:p>
         </w:tc>
@@ -230,7 +230,7 @@
                 <w:color w:val="718096"/>
                 <w:sz w:val="19"/>
               </w:rPr>
-              <w:t>Core Principle</w:t>
+              <w:t>Real Gases</w:t>
             </w:r>
           </w:p>
         </w:tc>
@@ -276,7 +276,7 @@
                 <w:color w:val="2D3748"/>
                 <w:sz w:val="19"/>
               </w:rPr>
-              <w:t>Gaseous State — Applied Cases, Reactions &amp; Traps</w:t>
+              <w:t>Ideal Gas Laws, Dalton's Law &amp; Graham's Diffusion</w:t>
             </w:r>
           </w:p>
         </w:tc>
@@ -317,94 +317,7 @@
                 <w:color w:val="718096"/>
                 <w:sz w:val="19"/>
               </w:rPr>
-              <w:t>Applied Topics</w:t>
-            </w:r>
-          </w:p>
-        </w:tc>
-      </w:tr>
-      <w:tr>
-        <w:tc>
-          <w:tcPr>
-            <w:tcW w:type="dxa" w:w="2160"/>
-            <w:shd w:fill="F7FAFC"/>
-            <w:tcMar>
-              <w:top w:w="80" w:type="dxa"/>
-              <w:bottom w:w="80" w:type="dxa"/>
-              <w:left w:w="150" w:type="dxa"/>
-              <w:right w:w="150" w:type="dxa"/>
-            </w:tcMar>
-          </w:tcPr>
-          <w:p>
-            <w:r>
-              <w:rPr>
-                <w:b/>
-                <w:color w:val="718096"/>
-                <w:sz w:val="19"/>
-              </w:rPr>
-              <w:t>Standard</w:t>
-            </w:r>
-          </w:p>
-        </w:tc>
-        <w:tc>
-          <w:tcPr>
-            <w:tcW w:type="dxa" w:w="4320"/>
-            <w:shd w:fill="F7FAFC"/>
-            <w:tcMar>
-              <w:top w:w="80" w:type="dxa"/>
-              <w:bottom w:w="80" w:type="dxa"/>
-              <w:left w:w="150" w:type="dxa"/>
-              <w:right w:w="150" w:type="dxa"/>
-            </w:tcMar>
-          </w:tcPr>
-          <w:p>
-            <w:r>
-              <w:rPr>
-                <w:b/>
-                <w:color w:val="2D3748"/>
-                <w:sz w:val="19"/>
-              </w:rPr>
-              <w:t>Gaseous State — Standard Calculations &amp; Problem Archetypes</w:t>
-            </w:r>
-          </w:p>
-        </w:tc>
-        <w:tc>
-          <w:tcPr>
-            <w:tcW w:type="dxa" w:w="1728"/>
-            <w:shd w:fill="F7FAFC"/>
-            <w:tcMar>
-              <w:top w:w="80" w:type="dxa"/>
-              <w:bottom w:w="80" w:type="dxa"/>
-              <w:left w:w="150" w:type="dxa"/>
-              <w:right w:w="150" w:type="dxa"/>
-            </w:tcMar>
-          </w:tcPr>
-          <w:p>
-            <w:r>
-              <w:rPr>
-                <w:sz w:val="19"/>
-              </w:rPr>
-              <w:t>0 PYQs</w:t>
-            </w:r>
-          </w:p>
-        </w:tc>
-        <w:tc>
-          <w:tcPr>
-            <w:tcW w:type="dxa" w:w="1872"/>
-            <w:shd w:fill="F7FAFC"/>
-            <w:tcMar>
-              <w:top w:w="80" w:type="dxa"/>
-              <w:bottom w:w="80" w:type="dxa"/>
-              <w:left w:w="150" w:type="dxa"/>
-              <w:right w:w="150" w:type="dxa"/>
-            </w:tcMar>
-          </w:tcPr>
-          <w:p>
-            <w:r>
-              <w:rPr>
-                <w:color w:val="718096"/>
-                <w:sz w:val="19"/>
-              </w:rPr>
-              <w:t>Quantitative Analysis</w:t>
+              <w:t>Gas Laws</w:t>
             </w:r>
           </w:p>
         </w:tc>
@@ -504,7 +417,7 @@
                 <w:color w:val="1A365D"/>
                 <w:sz w:val="19"/>
               </w:rPr>
-              <w:t>Gaseous State — Core Principles &amp; Governing Laws</w:t>
+              <w:t>Real Gases &amp; van der Waals Equation</w:t>
             </w:r>
           </w:p>
         </w:tc>
@@ -526,7 +439,7 @@
                 <w:color w:val="2D3748"/>
                 <w:sz w:val="19"/>
               </w:rPr>
-              <w:t>(T_{2}), \quad =2 \times (T_{1})\text{initial temperature}, \quad pV=RT</w:t>
+              <w:t>\left(P + \frac{a}{V_m^2}\right)(V_m - b) = RT, \quad Z = \frac{V_{\text{real}}}{V_{\text{ideal}}}, \quad T_c = \frac{8a}{27Rb}</w:t>
             </w:r>
           </w:p>
         </w:tc>
@@ -550,7 +463,7 @@
                 <w:color w:val="1A365D"/>
                 <w:sz w:val="19"/>
               </w:rPr>
-              <w:t>Gaseous State — Applied Cases, Reactions &amp; Traps</w:t>
+              <w:t>Ideal Gas Laws, Dalton's Law &amp; Graham's Diffusion</w:t>
             </w:r>
           </w:p>
         </w:tc>
@@ -572,7 +485,7 @@
                 <w:color w:val="2D3748"/>
                 <w:sz w:val="19"/>
               </w:rPr>
-              <w:t>HCO_{3}^{-}, \quad CO_{2}</w:t>
+              <w:t>PV = nRT, \quad P = \frac{dRT}{M}, \quad \frac{r_1}{r_2} = \sqrt{\frac{M_2}{M_1}} = \frac{V_1 / t_1}{V_2 / t_2}</w:t>
             </w:r>
           </w:p>
         </w:tc>
@@ -604,7 +517,7 @@
           <w:color w:val="2B6CB0"/>
           <w:sz w:val="24"/>
         </w:rPr>
-        <w:t>3.1 Gaseous State — Core Principles &amp; Governing Laws (High Yield — 8 PYQs)</w:t>
+        <w:t>3.1 Real Gases &amp; van der Waals Equation (Moderate Yield — 7 PYQs)</w:t>
       </w:r>
     </w:p>
     <w:p>
@@ -619,7 +532,7 @@
         <w:rPr>
           <w:sz w:val="20"/>
         </w:rPr>
-        <w:t>Fundamental definitions, core postulates, and governing physical/chemical relations in Gaseous State.</w:t>
+        <w:t>Real gas equation: \left(P + (a n^2 / V^2)\right)(V - nb) = nRT. Constant a measures magnitude of intermolecular attractive forces; constant b measures effective molecular volume (co-volume b = 4 V_m). Compressibility factor Z = (PV / nRT): for ideal gas Z=1; at low pressure Z &lt; 1 (attraction dominates); at high pressure Z &gt; 1 (repulsion dominates). Real gases approach ideal behavior at HIGH temperature and LOW pressure.</w:t>
       </w:r>
     </w:p>
     <w:tbl>
@@ -657,7 +570,7 @@
                 <w:color w:val="2D3748"/>
                 <w:sz w:val="19"/>
               </w:rPr>
-              <w:t>Carefully verify units, standard reference states, and sign conventions in Gaseous State.</w:t>
+              <w:t>For Hydrogen and Helium, attractive forces are negligible (a ≈ 0), so Z = 1 + (Pb / RT) &gt; 1 at all ordinary temperatures!</w:t>
             </w:r>
           </w:p>
         </w:tc>
@@ -698,7 +611,7 @@
                 <w:color w:val="2D3748"/>
                 <w:sz w:val="19"/>
               </w:rPr>
-              <w:t>Focus on high-yield formulas and standard limiting approximations tested in Gaseous State PYQs.</w:t>
+              <w:t>A gas with higher critical temperature T_c and higher a value is more easily liquefied (e.g. NH_3, SO_2 liquefy more easily than N_2, H_2).</w:t>
             </w:r>
           </w:p>
         </w:tc>
@@ -814,7 +727,7 @@
           <w:color w:val="2B6CB0"/>
           <w:sz w:val="24"/>
         </w:rPr>
-        <w:t>3.2 Gaseous State — Applied Cases, Reactions &amp; Traps (Standard Yield — 1 PYQs)</w:t>
+        <w:t>3.2 Ideal Gas Laws, Dalton's Law &amp; Graham's Diffusion (Standard Yield — 1 PYQs)</w:t>
       </w:r>
     </w:p>
     <w:p>
@@ -829,7 +742,7 @@
         <w:rPr>
           <w:sz w:val="20"/>
         </w:rPr>
-        <w:t>Special cases, experimental observations, and conceptual traps designed to test deep understanding of Gaseous State.</w:t>
+        <w:t>Ideal gas equation: PV = nRT = (w / M)RT \implies P M = d R T. Dalton's law: P_(total) = ∑ P_i, where P_A = χ_A P_(total). Graham's law: rate of diffusion r \propto \frac1√(M) \propto \frac1√(d).</w:t>
       </w:r>
     </w:p>
     <w:tbl>
@@ -867,7 +780,7 @@
                 <w:color w:val="2D3748"/>
                 <w:sz w:val="19"/>
               </w:rPr>
-              <w:t>Read questions carefully for keywords like 'incorrect', 'not true', or non-standard conditions.</w:t>
+              <w:t>Graham's law uses the inverse square root of molar mass: lighter gas diffuses faster (extH_2 diffuses 4 times faster than extO_2 because √(32/2) = 4).</w:t>
             </w:r>
           </w:p>
         </w:tc>
@@ -908,7 +821,7 @@
                 <w:color w:val="2D3748"/>
                 <w:sz w:val="19"/>
               </w:rPr>
-              <w:t>Elimination of extreme or unphysical answer choices improves accuracy in assertion-reason and multiple-statement questions.</w:t>
+              <w:t>Gas density formula d = (PM / RT). At higher temperature and lower pressure, gas density is minimum.</w:t>
             </w:r>
           </w:p>
         </w:tc>
@@ -937,194 +850,13 @@
           <w:b/>
           <w:sz w:val="18"/>
         </w:rPr>
-        <w:t xml:space="preserve">[2022 Shift] Q#2 (MCQ): </w:t>
+        <w:t xml:space="preserve">[2019 Shift] Q#1 (MCQ): </w:t>
       </w:r>
       <w:r>
         <w:rPr>
           <w:sz w:val="18"/>
         </w:rPr>
-        <w:t xml:space="preserve">"Which property of CO_(2) makes it biologically and geo-chemically important?..."  </w:t>
-      </w:r>
-      <w:r>
-        <w:rPr>
-          <w:b/>
-          <w:color w:val="2B6CB0"/>
-          <w:sz w:val="18"/>
-        </w:rPr>
-        <w:t>[Ans: N/A]</w:t>
-      </w:r>
-    </w:p>
-    <w:p>
-      <w:pPr>
-        <w:spacing w:after="120"/>
-      </w:pPr>
-    </w:p>
-    <w:p>
-      <w:pPr>
-        <w:pStyle w:val="Heading2"/>
-      </w:pPr>
-      <w:r>
-        <w:rPr>
-          <w:color w:val="2B6CB0"/>
-          <w:sz w:val="24"/>
-        </w:rPr>
-        <w:t>3.3 Gaseous State — Standard Calculations &amp; Problem Archetypes (Standard Yield — 0 PYQs)</w:t>
-      </w:r>
-    </w:p>
-    <w:p>
-      <w:r>
-        <w:rPr>
-          <w:b/>
-          <w:sz w:val="20"/>
-        </w:rPr>
-        <w:t xml:space="preserve">Core Principle: </w:t>
-      </w:r>
-      <w:r>
-        <w:rPr>
-          <w:sz w:val="20"/>
-        </w:rPr>
-        <w:t>Quantitative numerical problem-solving techniques and standard question patterns frequently seen in Gaseous State.</w:t>
-      </w:r>
-    </w:p>
-    <w:tbl>
-      <w:tblPr>
-        <w:tblW w:type="auto" w:w="0"/>
-        <w:jc w:val="center"/>
-        <w:tblLook w:firstColumn="1" w:firstRow="1" w:lastColumn="0" w:lastRow="0" w:noHBand="0" w:noVBand="1" w:val="04A0"/>
-      </w:tblPr>
-      <w:tblGrid>
-        <w:gridCol w:w="10080"/>
-      </w:tblGrid>
-      <w:tr>
-        <w:tc>
-          <w:tcPr>
-            <w:tcW w:type="dxa" w:w="10080"/>
-            <w:shd w:fill="FFF5F5"/>
-            <w:tcMar>
-              <w:top w:w="100" w:type="dxa"/>
-              <w:bottom w:w="100" w:type="dxa"/>
-              <w:left w:w="150" w:type="dxa"/>
-              <w:right w:w="150" w:type="dxa"/>
-            </w:tcMar>
-          </w:tcPr>
-          <w:p>
-            <w:r>
-              <w:rPr>
-                <w:b/>
-                <w:color w:val="C53030"/>
-                <w:sz w:val="19"/>
-              </w:rPr>
-              <w:t xml:space="preserve">⚠️ Common Trap / JEE Pitfall: </w:t>
-            </w:r>
-            <w:r>
-              <w:rPr>
-                <w:color w:val="2D3748"/>
-                <w:sz w:val="19"/>
-              </w:rPr>
-              <w:t>Watch for algebraic rounding, stoichiometric balancing, and boundary condition checks.</w:t>
-            </w:r>
-          </w:p>
-        </w:tc>
-      </w:tr>
-    </w:tbl>
-    <w:tbl>
-      <w:tblPr>
-        <w:tblW w:type="auto" w:w="0"/>
-        <w:jc w:val="center"/>
-        <w:tblLook w:firstColumn="1" w:firstRow="1" w:lastColumn="0" w:lastRow="0" w:noHBand="0" w:noVBand="1" w:val="04A0"/>
-      </w:tblPr>
-      <w:tblGrid>
-        <w:gridCol w:w="10080"/>
-      </w:tblGrid>
-      <w:tr>
-        <w:tc>
-          <w:tcPr>
-            <w:tcW w:type="dxa" w:w="10080"/>
-            <w:shd w:fill="F0FFF4"/>
-            <w:tcMar>
-              <w:top w:w="100" w:type="dxa"/>
-              <w:bottom w:w="100" w:type="dxa"/>
-              <w:left w:w="150" w:type="dxa"/>
-              <w:right w:w="150" w:type="dxa"/>
-            </w:tcMar>
-          </w:tcPr>
-          <w:p>
-            <w:r>
-              <w:rPr>
-                <w:b/>
-                <w:color w:val="276749"/>
-                <w:sz w:val="19"/>
-              </w:rPr>
-              <w:t xml:space="preserve">💡 Speed Hack / Trick: </w:t>
-            </w:r>
-            <w:r>
-              <w:rPr>
-                <w:color w:val="2D3748"/>
-                <w:sz w:val="19"/>
-              </w:rPr>
-              <w:t>Dimensional consistency checks and ratio comparisons can quickly eliminate incorrect options.</w:t>
-            </w:r>
-          </w:p>
-        </w:tc>
-      </w:tr>
-    </w:tbl>
-    <w:p>
-      <w:pPr>
-        <w:spacing w:before="120" w:after="40"/>
-      </w:pPr>
-      <w:r>
-        <w:rPr>
-          <w:b/>
-          <w:color w:val="1A365D"/>
-          <w:sz w:val="19"/>
-        </w:rPr>
-        <w:t>Source PYQs testing this concept:</w:t>
-      </w:r>
-    </w:p>
-    <w:p>
-      <w:pPr>
-        <w:pStyle w:val="ListBullet"/>
-        <w:spacing w:after="40"/>
-      </w:pPr>
-      <w:r>
-        <w:rPr>
-          <w:b/>
-          <w:sz w:val="18"/>
-        </w:rPr>
-        <w:t xml:space="preserve">[2024 Shift] Q#1 (MCQ): </w:t>
-      </w:r>
-      <w:r>
-        <w:rPr>
-          <w:sz w:val="18"/>
-        </w:rPr>
-        <w:t xml:space="preserve">"Identify the wrong relation for real gases :..."  </w:t>
-      </w:r>
-      <w:r>
-        <w:rPr>
-          <w:b/>
-          <w:color w:val="2B6CB0"/>
-          <w:sz w:val="18"/>
-        </w:rPr>
-        <w:t>[Ans: N/A]</w:t>
-      </w:r>
-    </w:p>
-    <w:p>
-      <w:pPr>
-        <w:pStyle w:val="ListBullet"/>
-        <w:spacing w:after="40"/>
-      </w:pPr>
-      <w:r>
-        <w:rPr>
-          <w:b/>
-          <w:sz w:val="18"/>
-        </w:rPr>
-        <w:t xml:space="preserve">[2022 Shift] Q#2 (MCQ): </w:t>
-      </w:r>
-      <w:r>
-        <w:rPr>
-          <w:sz w:val="18"/>
-        </w:rPr>
-        <w:t xml:space="preserve">"Which property of CO_(2) makes it biologically and geo-chemically important?..."  </w:t>
+        <w:t xml:space="preserve">"Which of the following equations does not represent Charles's law for a given mass of gas at constant pressure?..."  </w:t>
       </w:r>
       <w:r>
         <w:rPr>
@@ -1263,6 +995,127 @@
               <w:t>Solution Analysis:</w:t>
               <w:br/>
               <w:t>The property of low solubility of carbon dioxide in water makes it biologically and geo-chemically important. Carbon dioxide on reaction with water form carbonic acid, which dissociates to give HCO_(3)^- ions. H_(2)CO_(3)/HCO_(3)^- buffer system helps to maintain pH of blood between 7.26-7.42 .</w:t>
+            </w:r>
+          </w:p>
+        </w:tc>
+      </w:tr>
+    </w:tbl>
+    <w:p>
+      <w:pPr>
+        <w:spacing w:after="120"/>
+      </w:pPr>
+    </w:p>
+    <w:p>
+      <w:pPr>
+        <w:spacing w:before="160" w:after="40"/>
+      </w:pPr>
+      <w:r>
+        <w:rPr>
+          <w:b/>
+          <w:color w:val="1A365D"/>
+          <w:sz w:val="22"/>
+        </w:rPr>
+        <w:t>Benchmark Problem 2: KCET 2019 (Q#1)</w:t>
+      </w:r>
+    </w:p>
+    <w:p>
+      <w:pPr>
+        <w:spacing w:after="80"/>
+      </w:pPr>
+      <w:r>
+        <w:rPr>
+          <w:sz w:val="20"/>
+        </w:rPr>
+        <w:t>Which of the following equations does not represent Charles's law for a given mass of gas at constant pressure?</w:t>
+      </w:r>
+    </w:p>
+    <w:p>
+      <w:pPr>
+        <w:pStyle w:val="ListBullet"/>
+        <w:spacing w:after="20"/>
+      </w:pPr>
+      <w:r>
+        <w:rPr>
+          <w:sz w:val="19"/>
+        </w:rPr>
+        <w:t>(A) (V / T)=K</w:t>
+      </w:r>
+    </w:p>
+    <w:p>
+      <w:pPr>
+        <w:pStyle w:val="ListBullet"/>
+        <w:spacing w:after="20"/>
+      </w:pPr>
+      <w:r>
+        <w:rPr>
+          <w:sz w:val="19"/>
+        </w:rPr>
+        <w:t>(B) logV=logK+logT</w:t>
+      </w:r>
+    </w:p>
+    <w:p>
+      <w:pPr>
+        <w:pStyle w:val="ListBullet"/>
+        <w:spacing w:after="20"/>
+      </w:pPr>
+      <w:r>
+        <w:rPr>
+          <w:sz w:val="19"/>
+        </w:rPr>
+        <w:t>(C) logK=logV+logT</w:t>
+      </w:r>
+    </w:p>
+    <w:p>
+      <w:pPr>
+        <w:pStyle w:val="ListBullet"/>
+        <w:spacing w:after="20"/>
+      </w:pPr>
+      <w:r>
+        <w:rPr>
+          <w:sz w:val="19"/>
+        </w:rPr>
+        <w:t>(D) (d(lnV) / dT)=(1 / T)</w:t>
+      </w:r>
+    </w:p>
+    <w:tbl>
+      <w:tblPr>
+        <w:tblW w:type="auto" w:w="0"/>
+        <w:jc w:val="center"/>
+        <w:tblLook w:firstColumn="1" w:firstRow="1" w:lastColumn="0" w:lastRow="0" w:noHBand="0" w:noVBand="1" w:val="04A0"/>
+      </w:tblPr>
+      <w:tblGrid>
+        <w:gridCol w:w="10080"/>
+      </w:tblGrid>
+      <w:tr>
+        <w:tc>
+          <w:tcPr>
+            <w:tcW w:type="dxa" w:w="10080"/>
+            <w:shd w:fill="F7FAFC"/>
+            <w:tcMar>
+              <w:top w:w="100" w:type="dxa"/>
+              <w:bottom w:w="100" w:type="dxa"/>
+              <w:left w:w="150" w:type="dxa"/>
+              <w:right w:w="150" w:type="dxa"/>
+            </w:tcMar>
+          </w:tcPr>
+          <w:p>
+            <w:r>
+              <w:rPr>
+                <w:b/>
+                <w:color w:val="1A365D"/>
+                <w:sz w:val="19"/>
+              </w:rPr>
+              <w:t>Correct Answer: None</w:t>
+              <w:br/>
+            </w:r>
+            <w:r>
+              <w:rPr>
+                <w:color w:val="2D3748"/>
+                <w:sz w:val="18"/>
+              </w:rPr>
+              <w:t>Solution Analysis:</w:t>
+              <w:br/>
+              <w:t>Charle's law states that "pressure remaining constant, the volume of a fixed mass of a gas is directly proportional to its absolute temperature. The general equation is as follows : (V / T)=Constant(K);V=KT.... (i) Taking the logarithm of equation (i) logV=logK+logT.... (ii) logK=logV-logT.... (iii) Equation (ii) can also be represented as lnV=lnK+lnT.... (iv) Taking differentiation of equation (iv) w.r.t T . (d(lnV) / dT)=0+(1 / T);(d(lnV) / dT)=(1 / T)</w:t>
             </w:r>
           </w:p>
         </w:tc>
